--- a/test_data/smlouva9_anon.docx
+++ b/test_data/smlouva9_anon.docx
@@ -46,7 +46,7 @@
     </w:p>
     <w:p>
       <w:r>
-        <w:t>Nemocnice: Fakultní nemocnice [[ADDRESS_3]], [[ADDRESS_1]], [[ICO_1]]</w:t>
+        <w:t>Nemocnice: Fakultní nemocnice [[ADDRESS_1]], [[ICO_1]]</w:t>
         <w:br/>
         <w:t>Oddělení: Interna – metabolický syndrom</w:t>
         <w:br/>
@@ -93,7 +93,7 @@
     </w:p>
     <w:p>
       <w:r>
-        <w:t>Instituce: Česká [[PERSON_4]] a.s., [[ADDRESS_4]], [[ICO_2]]</w:t>
+        <w:t>Instituce: Česká Finanční Banka a.s., [[ADDRESS_3]], [[ICO_2]]</w:t>
         <w:br/>
         <w:t>Oddělení: Compliance</w:t>
         <w:br/>
@@ -102,11 +102,11 @@
     </w:p>
     <w:p>
       <w:r>
-        <w:t>Předmět: Interní audit pobočky [[ADDRESS_3]], Husova 24</w:t>
+        <w:t>Předmět: Interní audit pobočky [[ADDRESS_5]]</w:t>
         <w:br/>
         <w:t>Shrnutí:</w:t>
         <w:br/>
-        <w:t>Kontrola účtů č. [[BANK_1]], [[BANK_2]] a [[BANK_3]] prokázala několik odchozích plateb přesahujících interní limit 500 000 Kč. Upozorněno na nesrovnalosti u klienta: [[PERSON_6]], bytem: [[ADDRESS_5]]. Doporučeno předat věc k dalšímu šetření oddělení AML (Mgr. [[PERSON_5]]).</w:t>
+        <w:t>Kontrola účtů č. [[BANK_1]], [[BANK_2]] a [[BANK_3]] prokázala několik odchozích plateb přesahujících interní limit 500 000 Kč. Upozorněno na nesrovnalosti u klienta: [[PERSON_5]], bytem: [[ADDRESS_4]]. Doporučeno předat věc k dalšímu šetření oddělení AML (Mgr. [[PERSON_4]]).</w:t>
       </w:r>
     </w:p>
     <w:p>
@@ -142,9 +142,9 @@
       <w:r>
         <w:t>Dodavatel: Ekonomservis s.r.o., [[ICO_3]], DIČ: [[DIC_1]], [[ADDRESS_6]]</w:t>
         <w:br/>
-        <w:t>Odběratel: AgroKlasik a.s., [[ICO_4]], [[ADDRESS_7]]</w:t>
-        <w:br/>
-        <w:t>Kontaktní osoba: Ing. [[PERSON_7]], e-mail: [[EMAIL_3]]</w:t>
+        <w:t>Odběratel: AgroKlasik a.s., [[ICO_4]], sídlo: [[ADDRESS_7]]</w:t>
+        <w:br/>
+        <w:t>Kontaktní osoba: Ing. [[PERSON_6]], e-mail: [[EMAIL_3]]</w:t>
       </w:r>
     </w:p>
     <w:p>
@@ -155,7 +155,7 @@
         <w:br/>
         <w:t>Splatnost: [[DATE_7]]</w:t>
         <w:br/>
-        <w:t>[[PERSON_4]]: ČSOB, č. [[BANK_4]]</w:t>
+        <w:t>Banka: ČSOB, č. [[BANK_4]]</w:t>
         <w:br/>
         <w:t>Položky:</w:t>
       </w:r>
@@ -197,7 +197,7 @@
     </w:p>
     <w:p>
       <w:r>
-        <w:t>Zpracovala: [[PERSON_8]], fakturační oddělení</w:t>
+        <w:t>Zpracovala: [[PERSON_7]], fakturační oddělení</w:t>
       </w:r>
     </w:p>
     <w:p>
@@ -224,9 +224,9 @@
     </w:p>
     <w:p>
       <w:r>
-        <w:t>Společnost: AUTOCOMP Global a.s., [[ICO_5]], [[ADDRESS_8]]</w:t>
-        <w:br/>
-        <w:t>Zaměstnanec: Ing. [[PERSON_9]], [[DATE_8]], [[BIRTH_ID_2]], pozice: Projektový manažer</w:t>
+        <w:t>Společnost: AUTOCOMP Global a.s., [[ICO_5]], sídlo: [[ADDRESS_8]]</w:t>
+        <w:br/>
+        <w:t>Zaměstnanec: Ing. [[PERSON_8]], [[DATE_8]], [[BIRTH_ID_2]], pozice: Projektový manažer</w:t>
         <w:br/>
         <w:t>Oddělení: Vývoj — Elektromobilita</w:t>
       </w:r>
@@ -235,11 +235,11 @@
       <w:r>
         <w:t>Hodnocení (Q2 2025):</w:t>
         <w:br/>
-        <w:t>Pan [[PERSON_9]] dosáhl vynikajících výsledků v projektu E-Drive 2.0, zvýšení efektivity o 12 %.</w:t>
+        <w:t>Pan [[PERSON_8]] dosáhl vynikajících výsledků v projektu E-Drive 2.0, zvýšení efektivity o 12 %.</w:t>
         <w:br/>
         <w:t>Doporučeno k ročnímu bonusu 25 000 Kč.</w:t>
         <w:br/>
-        <w:t>Vedoucí oddělení: Bc. [[PERSON_10]], podpis: M. [[PERSON_3]].</w:t>
+        <w:t>Vedoucí oddělení: Bc. [[PERSON_9]], podpis: M. [[PERSON_3]].</w:t>
       </w:r>
     </w:p>
     <w:p>
@@ -268,14 +268,14 @@
       <w:r>
         <w:t>Společnost: DataSys Solutions s.r.o., [[ICO_6]], [[ADDRESS_9]]</w:t>
         <w:br/>
-        <w:t>Autor: Ing. [[PERSON_11]], CISO, e-mail: [[EMAIL_4]], [[PHONE_3]]</w:t>
+        <w:t>Autor: Ing. [[PERSON_10]], CISO, e-mail: [[EMAIL_4]], [[PHONE_3]]</w:t>
       </w:r>
     </w:p>
     <w:p>
       <w:r>
         <w:t>Událost: Detekován neautorizovaný přístup do interní sítě z IP [[IP_1]] dne [[DATE_9]] v 02:37. Incident se týká uživatelského účtu: [[EMAIL_5]] (oddělení vývoje).</w:t>
         <w:br/>
-        <w:t>Dočasně zablokován přístup, aktivován režim Forensic Logging. O případu informován vedoucí vývoje Ing. [[PERSON_12]].</w:t>
+        <w:t>Dočasně zablokován přístup, aktivován režim Forensic Logging. O případu informován vedoucí vývoje Ing. [[PERSON_11]].</w:t>
       </w:r>
     </w:p>
     <w:p>
@@ -331,11 +331,11 @@
     </w:p>
     <w:p>
       <w:r>
-        <w:t>Firma: TaxAdvisors CZ s.r.o., [[ICO_7]], [[ADDRESS_10]]</w:t>
-        <w:br/>
-        <w:t>Zpracoval: Bc. [[PERSON_13]], daňová poradkyně č. 3324, e-mail: [[EMAIL_6]]</w:t>
-        <w:br/>
-        <w:t>Klient: [[PERSON_14]], OSVČ, [[ICO_8]], [[ADDRESS_11]], [[PHONE_4]]</w:t>
+        <w:t>Firma: TaxAdvisors CZ s.r.o., [[ICO_7]], sídlo: [[ADDRESS_11]]</w:t>
+        <w:br/>
+        <w:t>Zpracoval: Bc. [[PERSON_12]], daňová poradkyně č. 3324, e-mail: [[EMAIL_6]]</w:t>
+        <w:br/>
+        <w:t>Klient: [[PERSON_13]], OSVČ, [[ICO_8]], [[ADDRESS_10]], [[PHONE_4]]</w:t>
       </w:r>
     </w:p>
     <w:p>
@@ -347,7 +347,7 @@
     </w:p>
     <w:p>
       <w:r>
-        <w:t>Podepsala: Bc. [[PERSON_13]]</w:t>
+        <w:t>Podepsala: Bc. [[PERSON_12]]</w:t>
       </w:r>
     </w:p>
     <w:p>
@@ -375,11 +375,11 @@
     </w:p>
     <w:p>
       <w:r>
-        <w:t>Společnost: Moravia Energy a.s., [[ICO_9]], [[ADDRESS_12]]</w:t>
+        <w:t>Společnost: Moravia Energy a.s., [[ICO_9]], sídlo: [[ADDRESS_8]]</w:t>
         <w:br/>
         <w:t>Datum: [[DATE_13]]</w:t>
         <w:br/>
-        <w:t>Účastníci: Ing. [[PERSON_15]] (CEO), [[PERSON_18]] (CFO), [[PERSON_17]] (HR), Ing. [[PERSON_16]] (CTO)</w:t>
+        <w:t>Účastníci: Ing. [[PERSON_14]] (CEO), [[PERSON_17]] (CFO), [[PERSON_16]] (HR), Ing. [[PERSON_15]] (CTO)</w:t>
         <w:br/>
         <w:t>Program:</w:t>
       </w:r>
@@ -403,7 +403,7 @@
         </w:numPr>
       </w:pPr>
       <w:r>
-        <w:t>Restrukturalizace pobočky [[ADDRESS_13]] (vedoucí [[PERSON_19]])</w:t>
+        <w:t>Restrukturalizace pobočky Ostrava (vedoucí [[PERSON_18]])</w:t>
       </w:r>
     </w:p>
     <w:p>
@@ -419,7 +419,7 @@
     </w:p>
     <w:p>
       <w:r>
-        <w:t>Zapsala: [[PERSON_20]], asistentka představenstva</w:t>
+        <w:t>Zapsala: [[PERSON_19]], asistentka představenstva</w:t>
       </w:r>
     </w:p>
     <w:p>
@@ -459,14 +459,14 @@
         <w:br/>
         <w:t>prezentaci k projektu NEON přesouváme z 5. 11. na [[DATE_14]] v 10:00, zasedačka Orion.</w:t>
         <w:br/>
-        <w:t>Potřebuji, aby [[PERSON_21]] doplnil finální data do tabulky do středy.</w:t>
+        <w:t>Potřebuji, aby [[PERSON_20]] doplnil finální data do tabulky do středy.</w:t>
       </w:r>
     </w:p>
     <w:p>
       <w:r>
         <w:t>Díky,</w:t>
         <w:br/>
-        <w:t>[[PERSON_22]] manažerka</w:t>
+        <w:t>[[PERSON_21]] manažerka</w:t>
       </w:r>
     </w:p>
     <w:p>
@@ -493,17 +493,17 @@
     </w:p>
     <w:p>
       <w:r>
-        <w:t>[[PERSON_4]]: Komerční banka a.s., [[ICO_10]], [[ADDRESS_14]]</w:t>
+        <w:t>Banka: Komerční banka a.s., [[ICO_10]], [[ADDRESS_13]]</w:t>
         <w:br/>
         <w:t>Účet odesílatele: [[BANK_5]]</w:t>
         <w:br/>
         <w:t>Účet příjemce: [[BANK_6]]</w:t>
         <w:br/>
-        <w:t>Variabilní symbol: [[ICO_11]]</w:t>
-        <w:br/>
-        <w:t>Odesílatel: [[PERSON_23]], bytem: [[ADDRESS_15]]</w:t>
-        <w:br/>
-        <w:t>Příjemce: ABC Trade s.r.o., [[ICO_12]]</w:t>
+        <w:t>Variabilní symbol: 25062025</w:t>
+        <w:br/>
+        <w:t>Odesílatel: [[PERSON_22]], bytem: [[ADDRESS_14]]</w:t>
+        <w:br/>
+        <w:t>Příjemce: ABC Trade s.r.o., [[ICO_11]]</w:t>
         <w:br/>
         <w:t>Částka: 18 250 Kč</w:t>
         <w:br/>
@@ -534,9 +534,9 @@
     </w:p>
     <w:p>
       <w:r>
-        <w:t>Pojišťovna: Česká pojišťovna a.s., [[ICO_13]], [[ADDRESS_16]]</w:t>
-        <w:br/>
-        <w:t>Klient: Mgr. [[PERSON_24]], [[DATE_16]], [[BIRTH_ID_3]], bytem: [[ADDRESS_17]]</w:t>
+        <w:t>Pojišťovna: Česká pojišťovna a.s., [[ICO_12]], [[ADDRESS_15]]</w:t>
+        <w:br/>
+        <w:t>Klient: Mgr. [[PERSON_23]], [[DATE_16]], [[BIRTH_ID_3]], bytem: [[ADDRESS_16]]</w:t>
         <w:br/>
         <w:t>Produkt: Životní pojištění „Bez starostí“</w:t>
         <w:br/>
@@ -551,7 +551,7 @@
     </w:p>
     <w:p>
       <w:r>
-        <w:t>Podepsala: Mgr. [[PERSON_24]], podpis ručně</w:t>
+        <w:t>Podepsala: Mgr. [[PERSON_23]], podpis ručně</w:t>
       </w:r>
     </w:p>
     <w:p>
@@ -628,6 +628,12 @@
     </w:p>
     <w:p/>
     <w:sectPr>
+      <w:headerReference w:type="default" r:id="rId15"/>
+      <w:footerReference w:type="default" r:id="rId16"/>
+      <w:headerReference w:type="first" r:id="rId17"/>
+      <w:footerReference w:type="first" r:id="rId18"/>
+      <w:headerReference w:type="even" r:id="rId19"/>
+      <w:footerReference w:type="even" r:id="rId20"/>
       <w:pgSz w:w="11906" w:h="16838"/>
       <w:pgMar w:top="1440" w:right="1440" w:bottom="1440" w:left="1440" w:header="708" w:footer="708" w:gutter="0"/>
       <w:cols w:space="708"/>
@@ -635,6 +641,66 @@
     </w:sectPr>
   </w:body>
 </w:document>
+</file>
+
+<file path=word/footer1.xml><?xml version="1.0" encoding="utf-8"?>
+<w:ftr xmlns:m="http://schemas.openxmlformats.org/officeDocument/2006/math" xmlns:mc="http://schemas.openxmlformats.org/markup-compatibility/2006" xmlns:mo="http://schemas.microsoft.com/office/mac/office/2008/main" xmlns:mv="urn:schemas-microsoft-com:mac:vml" xmlns:o="urn:schemas-microsoft-com:office:office" xmlns:r="http://schemas.openxmlformats.org/officeDocument/2006/relationships" xmlns:v="urn:schemas-microsoft-com:vml" xmlns:w10="urn:schemas-microsoft-com:office:word" xmlns:w14="http://schemas.microsoft.com/office/word/2010/wordml" xmlns:w="http://schemas.openxmlformats.org/wordprocessingml/2006/main" xmlns:wne="http://schemas.microsoft.com/office/word/2006/wordml" xmlns:wp14="http://schemas.microsoft.com/office/word/2010/wordprocessingDrawing" xmlns:wp="http://schemas.openxmlformats.org/drawingml/2006/wordprocessingDrawing" xmlns:wpc="http://schemas.microsoft.com/office/word/2010/wordprocessingCanvas" xmlns:wpg="http://schemas.microsoft.com/office/word/2010/wordprocessingGroup" xmlns:wpi="http://schemas.microsoft.com/office/word/2010/wordprocessingInk" xmlns:wps="http://schemas.microsoft.com/office/word/2010/wordprocessingShape" mc:Ignorable="w14 wp14">
+  <w:p>
+    <w:pPr>
+      <w:pStyle w:val="Footer"/>
+    </w:pPr>
+  </w:p>
+</w:ftr>
+</file>
+
+<file path=word/footer2.xml><?xml version="1.0" encoding="utf-8"?>
+<w:ftr xmlns:m="http://schemas.openxmlformats.org/officeDocument/2006/math" xmlns:mc="http://schemas.openxmlformats.org/markup-compatibility/2006" xmlns:mo="http://schemas.microsoft.com/office/mac/office/2008/main" xmlns:mv="urn:schemas-microsoft-com:mac:vml" xmlns:o="urn:schemas-microsoft-com:office:office" xmlns:r="http://schemas.openxmlformats.org/officeDocument/2006/relationships" xmlns:v="urn:schemas-microsoft-com:vml" xmlns:w10="urn:schemas-microsoft-com:office:word" xmlns:w14="http://schemas.microsoft.com/office/word/2010/wordml" xmlns:w="http://schemas.openxmlformats.org/wordprocessingml/2006/main" xmlns:wne="http://schemas.microsoft.com/office/word/2006/wordml" xmlns:wp14="http://schemas.microsoft.com/office/word/2010/wordprocessingDrawing" xmlns:wp="http://schemas.openxmlformats.org/drawingml/2006/wordprocessingDrawing" xmlns:wpc="http://schemas.microsoft.com/office/word/2010/wordprocessingCanvas" xmlns:wpg="http://schemas.microsoft.com/office/word/2010/wordprocessingGroup" xmlns:wpi="http://schemas.microsoft.com/office/word/2010/wordprocessingInk" xmlns:wps="http://schemas.microsoft.com/office/word/2010/wordprocessingShape" mc:Ignorable="w14 wp14">
+  <w:p>
+    <w:pPr>
+      <w:pStyle w:val="Footer"/>
+    </w:pPr>
+  </w:p>
+</w:ftr>
+</file>
+
+<file path=word/footer3.xml><?xml version="1.0" encoding="utf-8"?>
+<w:ftr xmlns:m="http://schemas.openxmlformats.org/officeDocument/2006/math" xmlns:mc="http://schemas.openxmlformats.org/markup-compatibility/2006" xmlns:mo="http://schemas.microsoft.com/office/mac/office/2008/main" xmlns:mv="urn:schemas-microsoft-com:mac:vml" xmlns:o="urn:schemas-microsoft-com:office:office" xmlns:r="http://schemas.openxmlformats.org/officeDocument/2006/relationships" xmlns:v="urn:schemas-microsoft-com:vml" xmlns:w10="urn:schemas-microsoft-com:office:word" xmlns:w14="http://schemas.microsoft.com/office/word/2010/wordml" xmlns:w="http://schemas.openxmlformats.org/wordprocessingml/2006/main" xmlns:wne="http://schemas.microsoft.com/office/word/2006/wordml" xmlns:wp14="http://schemas.microsoft.com/office/word/2010/wordprocessingDrawing" xmlns:wp="http://schemas.openxmlformats.org/drawingml/2006/wordprocessingDrawing" xmlns:wpc="http://schemas.microsoft.com/office/word/2010/wordprocessingCanvas" xmlns:wpg="http://schemas.microsoft.com/office/word/2010/wordprocessingGroup" xmlns:wpi="http://schemas.microsoft.com/office/word/2010/wordprocessingInk" xmlns:wps="http://schemas.microsoft.com/office/word/2010/wordprocessingShape" mc:Ignorable="w14 wp14">
+  <w:p>
+    <w:pPr>
+      <w:pStyle w:val="Footer"/>
+    </w:pPr>
+  </w:p>
+</w:ftr>
+</file>
+
+<file path=word/header1.xml><?xml version="1.0" encoding="utf-8"?>
+<w:hdr xmlns:m="http://schemas.openxmlformats.org/officeDocument/2006/math" xmlns:mc="http://schemas.openxmlformats.org/markup-compatibility/2006" xmlns:mo="http://schemas.microsoft.com/office/mac/office/2008/main" xmlns:mv="urn:schemas-microsoft-com:mac:vml" xmlns:o="urn:schemas-microsoft-com:office:office" xmlns:r="http://schemas.openxmlformats.org/officeDocument/2006/relationships" xmlns:v="urn:schemas-microsoft-com:vml" xmlns:w10="urn:schemas-microsoft-com:office:word" xmlns:w14="http://schemas.microsoft.com/office/word/2010/wordml" xmlns:w="http://schemas.openxmlformats.org/wordprocessingml/2006/main" xmlns:wne="http://schemas.microsoft.com/office/word/2006/wordml" xmlns:wp14="http://schemas.microsoft.com/office/word/2010/wordprocessingDrawing" xmlns:wp="http://schemas.openxmlformats.org/drawingml/2006/wordprocessingDrawing" xmlns:wpc="http://schemas.microsoft.com/office/word/2010/wordprocessingCanvas" xmlns:wpg="http://schemas.microsoft.com/office/word/2010/wordprocessingGroup" xmlns:wpi="http://schemas.microsoft.com/office/word/2010/wordprocessingInk" xmlns:wps="http://schemas.microsoft.com/office/word/2010/wordprocessingShape" mc:Ignorable="w14 wp14">
+  <w:p>
+    <w:pPr>
+      <w:pStyle w:val="Header"/>
+    </w:pPr>
+  </w:p>
+</w:hdr>
+</file>
+
+<file path=word/header2.xml><?xml version="1.0" encoding="utf-8"?>
+<w:hdr xmlns:m="http://schemas.openxmlformats.org/officeDocument/2006/math" xmlns:mc="http://schemas.openxmlformats.org/markup-compatibility/2006" xmlns:mo="http://schemas.microsoft.com/office/mac/office/2008/main" xmlns:mv="urn:schemas-microsoft-com:mac:vml" xmlns:o="urn:schemas-microsoft-com:office:office" xmlns:r="http://schemas.openxmlformats.org/officeDocument/2006/relationships" xmlns:v="urn:schemas-microsoft-com:vml" xmlns:w10="urn:schemas-microsoft-com:office:word" xmlns:w14="http://schemas.microsoft.com/office/word/2010/wordml" xmlns:w="http://schemas.openxmlformats.org/wordprocessingml/2006/main" xmlns:wne="http://schemas.microsoft.com/office/word/2006/wordml" xmlns:wp14="http://schemas.microsoft.com/office/word/2010/wordprocessingDrawing" xmlns:wp="http://schemas.openxmlformats.org/drawingml/2006/wordprocessingDrawing" xmlns:wpc="http://schemas.microsoft.com/office/word/2010/wordprocessingCanvas" xmlns:wpg="http://schemas.microsoft.com/office/word/2010/wordprocessingGroup" xmlns:wpi="http://schemas.microsoft.com/office/word/2010/wordprocessingInk" xmlns:wps="http://schemas.microsoft.com/office/word/2010/wordprocessingShape" mc:Ignorable="w14 wp14">
+  <w:p>
+    <w:pPr>
+      <w:pStyle w:val="Header"/>
+    </w:pPr>
+  </w:p>
+</w:hdr>
+</file>
+
+<file path=word/header3.xml><?xml version="1.0" encoding="utf-8"?>
+<w:hdr xmlns:m="http://schemas.openxmlformats.org/officeDocument/2006/math" xmlns:mc="http://schemas.openxmlformats.org/markup-compatibility/2006" xmlns:mo="http://schemas.microsoft.com/office/mac/office/2008/main" xmlns:mv="urn:schemas-microsoft-com:mac:vml" xmlns:o="urn:schemas-microsoft-com:office:office" xmlns:r="http://schemas.openxmlformats.org/officeDocument/2006/relationships" xmlns:v="urn:schemas-microsoft-com:vml" xmlns:w10="urn:schemas-microsoft-com:office:word" xmlns:w14="http://schemas.microsoft.com/office/word/2010/wordml" xmlns:w="http://schemas.openxmlformats.org/wordprocessingml/2006/main" xmlns:wne="http://schemas.microsoft.com/office/word/2006/wordml" xmlns:wp14="http://schemas.microsoft.com/office/word/2010/wordprocessingDrawing" xmlns:wp="http://schemas.openxmlformats.org/drawingml/2006/wordprocessingDrawing" xmlns:wpc="http://schemas.microsoft.com/office/word/2010/wordprocessingCanvas" xmlns:wpg="http://schemas.microsoft.com/office/word/2010/wordprocessingGroup" xmlns:wpi="http://schemas.microsoft.com/office/word/2010/wordprocessingInk" xmlns:wps="http://schemas.microsoft.com/office/word/2010/wordprocessingShape" mc:Ignorable="w14 wp14">
+  <w:p>
+    <w:pPr>
+      <w:pStyle w:val="Header"/>
+    </w:pPr>
+  </w:p>
+</w:hdr>
 </file>
 
 <file path=word/numbering.xml><?xml version="1.0" encoding="utf-8"?>

--- a/test_data/smlouva9_anon.docx
+++ b/test_data/smlouva9_anon.docx
@@ -464,9 +464,7 @@
     </w:p>
     <w:p>
       <w:r>
-        <w:t>Díky,</w:t>
-        <w:br/>
-        <w:t>[[PERSON_21]] manažerka</w:t>
+        <w:t>[[PERSON_22]] [[PERSON_21]] manažerka</w:t>
       </w:r>
     </w:p>
     <w:p>
@@ -501,7 +499,7 @@
         <w:br/>
         <w:t>Variabilní symbol: 25062025</w:t>
         <w:br/>
-        <w:t>Odesílatel: [[PERSON_22]], bytem: [[ADDRESS_14]]</w:t>
+        <w:t>Odesílatel: [[PERSON_23]], bytem: [[ADDRESS_14]]</w:t>
         <w:br/>
         <w:t>Příjemce: ABC Trade s.r.o., [[ICO_11]]</w:t>
         <w:br/>
@@ -536,7 +534,7 @@
       <w:r>
         <w:t>Pojišťovna: Česká pojišťovna a.s., [[ICO_12]], [[ADDRESS_15]]</w:t>
         <w:br/>
-        <w:t>Klient: Mgr. [[PERSON_23]], [[DATE_16]], [[BIRTH_ID_3]], bytem: [[ADDRESS_16]]</w:t>
+        <w:t>Klient: Mgr. [[PERSON_24]], [[DATE_16]], [[BIRTH_ID_3]], bytem: [[ADDRESS_16]]</w:t>
         <w:br/>
         <w:t>Produkt: Životní pojištění „Bez starostí“</w:t>
         <w:br/>
@@ -551,7 +549,7 @@
     </w:p>
     <w:p>
       <w:r>
-        <w:t>Podepsala: Mgr. [[PERSON_23]], podpis ručně</w:t>
+        <w:t>Podepsala: Mgr. [[PERSON_24]], podpis ručně</w:t>
       </w:r>
     </w:p>
     <w:p>
